--- a/az/wisdom-stories/dry-well.docx
+++ b/az/wisdom-stories/dry-well.docx
@@ -53,7 +53,7 @@
         <w:rPr>
           <w:lang/>
         </w:rPr>
-        <w:t>Hərəsi bir kürək götürüb quyuya torpaq tökməyə başladı. İlk kürəklər belinə düşəndə uzunqulaq daha bərkdən anqırdı. Bir qədər sonra isə səsi kəsildi.</w:t>
+        <w:t>Hərəsi bir kürək götürüb quyuya torpaq tökməyə başladı. İlk kürək torpaq belinə düşəndə uzunqulaq daha bərkdən anqırdı. Bir qədər sonra isə səsi kəsildi.</w:t>
       </w:r>
     </w:p>
     <w:p>
